--- a/DS CORPORATION/TÀI LIỆU THAM KHẢO/MARKETING ROADMAP/BAI TAP/Dot5_Brand_Science_Distinctive_Assets_Dosies_Care.docx
+++ b/DS CORPORATION/TÀI LIỆU THAM KHẢO/MARKETING ROADMAP/BAI TAP/Dot5_Brand_Science_Distinctive_Assets_Dosies_Care.docx
@@ -86,7 +86,7 @@
         <w:rPr>
           <w:rFonts w:ascii="Arial" w:cs="Arial" w:eastAsia="Arial" w:hAnsi="Arial"/>
         </w:rPr>
-        <w:t xml:space="preserve"> 07/10/2026 · Tài liệu nội bộ DS Corporation · Công cụ tính toán nằm trong file </w:t>
+        <w:t xml:space="preserve"> 07/10/2026 · Theo bảng thành phần SKU1 bản OEM 24/09/2026 · Công cụ tính toán nằm trong file </w:t>
       </w:r>
       <w:r>
         <w:rPr>
@@ -7060,7 +7060,7 @@
                 <w:sz w:val="18"/>
                 <w:szCs w:val="18"/>
               </w:rPr>
-              <w:t xml:space="preserve">Monogram DS (bướm + chữ D, S)</w:t>
+              <w:t xml:space="preserve">Cảm giác mát lạnh bạc hà + hương bưởi da xanh</w:t>
             </w:r>
           </w:p>
         </w:tc>
@@ -7091,7 +7091,7 @@
                 <w:sz w:val="18"/>
                 <w:szCs w:val="18"/>
               </w:rPr>
-              <w:t xml:space="preserve">Logo công ty mẹ trên nắp, tem</w:t>
+              <w:t xml:space="preserve">Tín hiệu cảm quan có sẵn trong công thức (tinh dầu bạc hà, bưởi da xanh)</w:t>
             </w:r>
           </w:p>
         </w:tc>
@@ -7122,7 +7122,7 @@
                 <w:sz w:val="18"/>
                 <w:szCs w:val="18"/>
               </w:rPr>
-              <w:t xml:space="preserve">Kiểm tra độ nét khi thu nhỏ</w:t>
+              <w:t xml:space="preserve">Tài sản cảm quan hiếm thương hiệu nào sở hữu; nhắc lại trong mọi video demo và thiệp: "mát là đúng chai"</w:t>
             </w:r>
           </w:p>
         </w:tc>
@@ -7155,7 +7155,7 @@
                 <w:sz w:val="18"/>
                 <w:szCs w:val="18"/>
               </w:rPr>
-              <w:t xml:space="preserve">Màu đỏ rượu #56061D + hồng #FFF5F9</w:t>
+              <w:t xml:space="preserve">Monogram DS (bướm + chữ D, S)</w:t>
             </w:r>
           </w:p>
         </w:tc>
@@ -7186,7 +7186,7 @@
                 <w:sz w:val="18"/>
                 <w:szCs w:val="18"/>
               </w:rPr>
-              <w:t xml:space="preserve">Màu chính web, bao bì</w:t>
+              <w:t xml:space="preserve">Logo công ty mẹ trên nắp, tem</w:t>
             </w:r>
           </w:p>
         </w:tc>
@@ -7217,7 +7217,7 @@
                 <w:sz w:val="18"/>
                 <w:szCs w:val="18"/>
               </w:rPr>
-              <w:t xml:space="preserve">Thống nhất #3A242B / #56061D (đang lệch giữa các tài liệu)</w:t>
+              <w:t xml:space="preserve">Kiểm tra độ nét khi thu nhỏ</w:t>
             </w:r>
           </w:p>
         </w:tc>
@@ -7250,7 +7250,7 @@
                 <w:sz w:val="18"/>
                 <w:szCs w:val="18"/>
               </w:rPr>
-              <w:t xml:space="preserve">Font tiêu đề serif (Bodoni Moda / Cormorant)</w:t>
+              <w:t xml:space="preserve">Màu đỏ rượu #56061D + hồng #FFF5F9</w:t>
             </w:r>
           </w:p>
         </w:tc>
@@ -7281,7 +7281,7 @@
                 <w:sz w:val="18"/>
                 <w:szCs w:val="18"/>
               </w:rPr>
-              <w:t xml:space="preserve">Đang dùng 2 font khác nhau</w:t>
+              <w:t xml:space="preserve">Màu chính web, bao bì</w:t>
             </w:r>
           </w:p>
         </w:tc>
@@ -7312,7 +7312,7 @@
                 <w:sz w:val="18"/>
                 <w:szCs w:val="18"/>
               </w:rPr>
-              <w:t xml:space="preserve">Chọn 1 font tiêu đề duy nhất</w:t>
+              <w:t xml:space="preserve">Thống nhất #3A242B / #56061D (đang lệch giữa các tài liệu)</w:t>
             </w:r>
           </w:p>
         </w:tc>
@@ -7345,7 +7345,7 @@
                 <w:sz w:val="18"/>
                 <w:szCs w:val="18"/>
               </w:rPr>
-              <w:t xml:space="preserve">Dáng chai và nắp nhỏ giọt</w:t>
+              <w:t xml:space="preserve">Font tiêu đề serif (Bodoni Moda / Cormorant)</w:t>
             </w:r>
           </w:p>
         </w:tc>
@@ -7376,7 +7376,7 @@
                 <w:sz w:val="18"/>
                 <w:szCs w:val="18"/>
               </w:rPr>
-              <w:t xml:space="preserve">Chai thủy tinh, dropper</w:t>
+              <w:t xml:space="preserve">Đang dùng 2 font khác nhau</w:t>
             </w:r>
           </w:p>
         </w:tc>
@@ -7407,7 +7407,7 @@
                 <w:sz w:val="18"/>
                 <w:szCs w:val="18"/>
               </w:rPr>
-              <w:t xml:space="preserve">Cần ảnh chuẩn 3 góc</w:t>
+              <w:t xml:space="preserve">Chọn 1 font tiêu đề duy nhất</w:t>
             </w:r>
           </w:p>
         </w:tc>
@@ -7440,7 +7440,7 @@
                 <w:sz w:val="18"/>
                 <w:szCs w:val="18"/>
               </w:rPr>
-              <w:t xml:space="preserve">Câu "Trước gội" / "Rooted in Care"</w:t>
+              <w:t xml:space="preserve">Dáng chai và nắp nhỏ giọt</w:t>
             </w:r>
           </w:p>
         </w:tc>
@@ -7471,7 +7471,7 @@
                 <w:sz w:val="18"/>
                 <w:szCs w:val="18"/>
               </w:rPr>
-              <w:t xml:space="preserve">Câu chữ</w:t>
+              <w:t xml:space="preserve">Chai thủy tinh, dropper</w:t>
             </w:r>
           </w:p>
         </w:tc>
@@ -7502,7 +7502,7 @@
                 <w:sz w:val="18"/>
                 <w:szCs w:val="18"/>
               </w:rPr>
-              <w:t xml:space="preserve">Lặp lại trên mọi nội dung</w:t>
+              <w:t xml:space="preserve">Cần ảnh chuẩn 3 góc</w:t>
             </w:r>
           </w:p>
         </w:tc>
@@ -7535,7 +7535,7 @@
                 <w:sz w:val="18"/>
                 <w:szCs w:val="18"/>
               </w:rPr>
-              <w:t xml:space="preserve">Ritual 3 bước (biểu tượng 1-2-3)</w:t>
+              <w:t xml:space="preserve">Câu "Trước gội" / "Rooted in Care"</w:t>
             </w:r>
           </w:p>
         </w:tc>
@@ -7566,7 +7566,7 @@
                 <w:sz w:val="18"/>
                 <w:szCs w:val="18"/>
               </w:rPr>
-              <w:t xml:space="preserve">Thiệp, video</w:t>
+              <w:t xml:space="preserve">Câu chữ</w:t>
             </w:r>
           </w:p>
         </w:tc>
@@ -7597,7 +7597,7 @@
                 <w:sz w:val="18"/>
                 <w:szCs w:val="18"/>
               </w:rPr>
-              <w:t xml:space="preserve">Thiết kế icon thống nhất</w:t>
+              <w:t xml:space="preserve">Lặp lại trên mọi nội dung</w:t>
             </w:r>
           </w:p>
         </w:tc>
@@ -7630,6 +7630,101 @@
                 <w:sz w:val="18"/>
                 <w:szCs w:val="18"/>
               </w:rPr>
+              <w:t xml:space="preserve">Ritual 3 bước (biểu tượng 1-2-3)</w:t>
+            </w:r>
+          </w:p>
+        </w:tc>
+        <w:tc>
+          <w:tcPr>
+            <w:tcW w:type="dxa" w:w="3300"/>
+            <w:tcBorders>
+              <w:top w:val="single" w:color="D9C3CB" w:sz="4"/>
+              <w:left w:val="single" w:color="D9C3CB" w:sz="4"/>
+              <w:bottom w:val="single" w:color="D9C3CB" w:sz="4"/>
+              <w:right w:val="single" w:color="D9C3CB" w:sz="4"/>
+            </w:tcBorders>
+            <w:shd w:fill="FFF5F9" w:color="auto" w:val="clear"/>
+            <w:tcMar>
+              <w:top w:type="dxa" w:w="70"/>
+              <w:left w:type="dxa" w:w="100"/>
+              <w:bottom w:type="dxa" w:w="70"/>
+              <w:right w:type="dxa" w:w="100"/>
+            </w:tcMar>
+          </w:tcPr>
+          <w:p>
+            <w:pPr>
+              <w:spacing w:after="40" w:line="264"/>
+            </w:pPr>
+            <w:r>
+              <w:rPr>
+                <w:rFonts w:ascii="Arial" w:cs="Arial" w:eastAsia="Arial" w:hAnsi="Arial"/>
+                <w:sz w:val="18"/>
+                <w:szCs w:val="18"/>
+              </w:rPr>
+              <w:t xml:space="preserve">Thiệp, video</w:t>
+            </w:r>
+          </w:p>
+        </w:tc>
+        <w:tc>
+          <w:tcPr>
+            <w:tcW w:type="dxa" w:w="3338"/>
+            <w:tcBorders>
+              <w:top w:val="single" w:color="D9C3CB" w:sz="4"/>
+              <w:left w:val="single" w:color="D9C3CB" w:sz="4"/>
+              <w:bottom w:val="single" w:color="D9C3CB" w:sz="4"/>
+              <w:right w:val="single" w:color="D9C3CB" w:sz="4"/>
+            </w:tcBorders>
+            <w:shd w:fill="FFF5F9" w:color="auto" w:val="clear"/>
+            <w:tcMar>
+              <w:top w:type="dxa" w:w="70"/>
+              <w:left w:type="dxa" w:w="100"/>
+              <w:bottom w:type="dxa" w:w="70"/>
+              <w:right w:type="dxa" w:w="100"/>
+            </w:tcMar>
+          </w:tcPr>
+          <w:p>
+            <w:pPr>
+              <w:spacing w:after="40" w:line="264"/>
+            </w:pPr>
+            <w:r>
+              <w:rPr>
+                <w:rFonts w:ascii="Arial" w:cs="Arial" w:eastAsia="Arial" w:hAnsi="Arial"/>
+                <w:sz w:val="18"/>
+                <w:szCs w:val="18"/>
+              </w:rPr>
+              <w:t xml:space="preserve">Thiết kế icon thống nhất</w:t>
+            </w:r>
+          </w:p>
+        </w:tc>
+      </w:tr>
+      <w:tr>
+        <w:tc>
+          <w:tcPr>
+            <w:tcW w:type="dxa" w:w="3000"/>
+            <w:tcBorders>
+              <w:top w:val="single" w:color="D9C3CB" w:sz="4"/>
+              <w:left w:val="single" w:color="D9C3CB" w:sz="4"/>
+              <w:bottom w:val="single" w:color="D9C3CB" w:sz="4"/>
+              <w:right w:val="single" w:color="D9C3CB" w:sz="4"/>
+            </w:tcBorders>
+            <w:shd w:fill="FFFFFF" w:color="auto" w:val="clear"/>
+            <w:tcMar>
+              <w:top w:type="dxa" w:w="70"/>
+              <w:left w:type="dxa" w:w="100"/>
+              <w:bottom w:type="dxa" w:w="70"/>
+              <w:right w:type="dxa" w:w="100"/>
+            </w:tcMar>
+          </w:tcPr>
+          <w:p>
+            <w:pPr>
+              <w:spacing w:after="40" w:line="264"/>
+            </w:pPr>
+            <w:r>
+              <w:rPr>
+                <w:rFonts w:ascii="Arial" w:cs="Arial" w:eastAsia="Arial" w:hAnsi="Arial"/>
+                <w:sz w:val="18"/>
+                <w:szCs w:val="18"/>
+              </w:rPr>
               <w:t xml:space="preserve">Người dẫn (founder, host)</w:t>
             </w:r>
           </w:p>
@@ -7643,7 +7738,7 @@
               <w:bottom w:val="single" w:color="D9C3CB" w:sz="4"/>
               <w:right w:val="single" w:color="D9C3CB" w:sz="4"/>
             </w:tcBorders>
-            <w:shd w:fill="FFF5F9" w:color="auto" w:val="clear"/>
+            <w:shd w:fill="FFFFFF" w:color="auto" w:val="clear"/>
             <w:tcMar>
               <w:top w:type="dxa" w:w="70"/>
               <w:left w:type="dxa" w:w="100"/>
@@ -7674,7 +7769,7 @@
               <w:bottom w:val="single" w:color="D9C3CB" w:sz="4"/>
               <w:right w:val="single" w:color="D9C3CB" w:sz="4"/>
             </w:tcBorders>
-            <w:shd w:fill="FFF5F9" w:color="auto" w:val="clear"/>
+            <w:shd w:fill="FFFFFF" w:color="auto" w:val="clear"/>
             <w:tcMar>
               <w:top w:type="dxa" w:w="70"/>
               <w:left w:type="dxa" w:w="100"/>
@@ -8160,7 +8255,7 @@
                 <w:sz w:val="18"/>
                 <w:szCs w:val="18"/>
               </w:rPr>
-              <w:t xml:space="preserve">Minh bạch toàn bộ INCI, giải thích nền ester và alkane</w:t>
+              <w:t xml:space="preserve">DS cũng có tinh dầu hương thảo, nhưng nói đúng vai trò (tạo hương); công khai đủ 22 thành phần và nói rõ không phải 100% thiên nhiên</w:t>
             </w:r>
           </w:p>
         </w:tc>
@@ -8541,7 +8636,7 @@
         <w:sz w:val="16"/>
         <w:szCs w:val="16"/>
       </w:rPr>
-      <w:t xml:space="preserve">DS Corporation · Nội bộ · Trang </w:t>
+      <w:t xml:space="preserve">Dosie's Care · Trang </w:t>
     </w:r>
     <w:r>
       <w:rPr>
